--- a/livrables/lecons/stoicisme/2026-09-17_lecon-stoicisme_15_kathakon-devoir-engagement-cite.docx
+++ b/livrables/lecons/stoicisme/2026-09-17_lecon-stoicisme_15_kathakon-devoir-engagement-cite.docx
@@ -475,7 +475,18 @@
           <w:sz w:val="22"/>
           <w:szCs w:val="22"/>
         </w:rPr>
-        <w:t xml:space="preserve">Le stoïcien Hiéroclès (IIe s. apr. J.-C.) illustre ce mouvement par l'image de cercles concentriques : au centre, soi-même ; puis les proches ; puis les amis ; puis les concitoyens ; puis l'humanité tout entière. L'exercice proprement stoïcien consiste à rapprocher les cercles extérieurs du centre — traiter les inconnus avec une part de l'attention qu'on réserve aux proches, non par sentimentalité, mais parce qu'ils partagent le même logos rationnel. (Stanford Encyclopedia of Philosophy, section 4.5 — cosmopolitisme stoïcien.)</w:t>
+        <w:t xml:space="preserve">Le stoïcien Hiéroclès (IIe s. apr. J.-C.) illustre ce mouvement par l'image de cercles concentriques : au centre, soi-même ; puis les proches ; puis les amis ; puis les concitoyens ; puis l'humanité tout entière. L'exercice proprement stoïcien consiste à rapprocher les cercles extérieurs du centre — traiter les inconnus avec une part de l'attention qu'on réserve aux proches, non par sentimentalité, mais parce qu'ils partagent le même logos rationnel. (L'image des cercles est transmise par Stobée, Anthologie IV ; la section 4.5 de la Stanford Encyclopedia, « Stoic Cosmopolitanism », porte le mouvement d'extension, pas les cercles.)</w:t>
+      </w:r>
+      <w:r>
+        <w:rPr>
+          <w:rFonts w:ascii="Times New Roman" w:cs="Times New Roman" w:eastAsia="Times New Roman" w:hAnsi="Times New Roman"/>
+          <w:i/>
+          <w:iCs/>
+          <w:color w:val="6B7280"/>
+          <w:sz w:val="20"/>
+          <w:szCs w:val="20"/>
+        </w:rPr>
+        <w:t xml:space="preserve"> [Corrigé le 24/09/2026 : la leçon renvoyait les cercles concentriques à la section 4.5 de la Stanford Encyclopedia. Cette section s'intitule « Stoic Cosmopolitanism » ; la page ne contient qu'une seule occurrence de « circle », sans rapport, et l'article de l'IEP aucune occurrence de « concentric ». Les deux nomment Hiéroclès et ses Éléments d'éthique, pas ses cercles.]</w:t>
       </w:r>
     </w:p>
     <w:p>
@@ -596,7 +607,18 @@
           <w:sz w:val="22"/>
           <w:szCs w:val="22"/>
         </w:rPr>
-        <w:t xml:space="preserve">L'Enchiridion d'Épictète, § 30 (trad. George Chrystal, MIT Classics), pose une règle d'une clarté saisissante. Passage récupéré verbatim depuis classics.mit.edu/Epictetus/epicench.html pendant cette exécution :</w:t>
+        <w:t xml:space="preserve">L'Enchiridion d'Épictète, § 30 (trad. Elizabeth Carter, MIT Classics), pose une règle d'une clarté saisissante. Passage récupéré verbatim depuis classics.mit.edu/Epictetus/epicench.html pendant cette exécution :</w:t>
+      </w:r>
+      <w:r>
+        <w:rPr>
+          <w:rFonts w:ascii="Times New Roman" w:cs="Times New Roman" w:eastAsia="Times New Roman" w:hAnsi="Times New Roman"/>
+          <w:i/>
+          <w:iCs/>
+          <w:color w:val="6B7280"/>
+          <w:sz w:val="20"/>
+          <w:szCs w:val="20"/>
+        </w:rPr>
+        <w:t xml:space="preserve"> [Corrigé le 24/09/2026 : « trad. George Chrystal ». La page du MIT porte « Translated by Elizabeth Carter » et ne contient aucune occurrence de « Chrystal ». Le nom du traducteur se lit sur la page, pas dans le souvenir.]</w:t>
       </w:r>
     </w:p>
     <w:p>
@@ -984,16 +1006,27 @@
           <w:sz w:val="22"/>
           <w:szCs w:val="22"/>
         </w:rPr>
-        <w:t xml:space="preserve">D → Ni l'un ni l'autre : </w:t>
-      </w:r>
-      <w:r>
-        <w:rPr>
-          <w:rFonts w:ascii="Times New Roman" w:cs="Times New Roman" w:eastAsia="Times New Roman" w:hAnsi="Times New Roman"/>
-          <w:color w:val="1F2937"/>
-          <w:sz w:val="22"/>
-          <w:szCs w:val="22"/>
-        </w:rPr>
-        <w:t xml:space="preserve">l'action n'est pas délibérée selon la raison ou la nature — elle est produite par une contrainte externe. Un stoïcien voterait par devoir civique (kathêkon), non par peur de l'amende.</w:t>
+        <w:t xml:space="preserve">D → Kathêkon mal motivé, comme le scénario C : </w:t>
+      </w:r>
+      <w:r>
+        <w:rPr>
+          <w:rFonts w:ascii="Times New Roman" w:cs="Times New Roman" w:eastAsia="Times New Roman" w:hAnsi="Times New Roman"/>
+          <w:color w:val="1F2937"/>
+          <w:sz w:val="22"/>
+          <w:szCs w:val="22"/>
+        </w:rPr>
+        <w:t xml:space="preserve">l'acte lui-même est convenable — voter est un devoir civique —, c'est son motif qui ne l'est pas : un stoïcien voterait par devoir civique, non par peur de l'amende.</w:t>
+      </w:r>
+      <w:r>
+        <w:rPr>
+          <w:rFonts w:ascii="Times New Roman" w:cs="Times New Roman" w:eastAsia="Times New Roman" w:hAnsi="Times New Roman"/>
+          <w:i/>
+          <w:iCs/>
+          <w:color w:val="6B7280"/>
+          <w:sz w:val="20"/>
+          <w:szCs w:val="20"/>
+        </w:rPr>
+        <w:t xml:space="preserve"> [Corrigé le 24/09/2026 : la leçon classait D en « ni l'un ni l'autre » alors qu'elle classait C, motivé de la même façon par une contrainte extérieure, en « kathêkon minimal ». Deux actes convenables mal motivés recevaient deux verdicts opposés dans le même corrigé.]</w:t>
       </w:r>
     </w:p>
     <w:p>
@@ -2439,7 +2472,7 @@
             <w:szCs w:val="22"/>
             <w:u w:val="single"/>
           </w:rPr>
-          <w:t xml:space="preserve">Internet Encyclopedia of Philosophy — Stoicism</w:t>
+          <w:t xml:space="preserve">Stoicism — Massimo Pigliucci, Internet Encyclopedia of Philosophy</w:t>
         </w:r>
       </w:hyperlink>
       <w:r>
@@ -2450,6 +2483,17 @@
           <w:szCs w:val="22"/>
         </w:rPr>
         <w:t xml:space="preserve"> — Kathêkon, oikeiôsis, engagement social ; Hiéroclès et les cercles concentriques</w:t>
+      </w:r>
+      <w:r>
+        <w:rPr>
+          <w:rFonts w:ascii="Times New Roman" w:cs="Times New Roman" w:eastAsia="Times New Roman" w:hAnsi="Times New Roman"/>
+          <w:i/>
+          <w:iCs/>
+          <w:color w:val="6B7280"/>
+          <w:sz w:val="20"/>
+          <w:szCs w:val="20"/>
+        </w:rPr>
+        <w:t xml:space="preserve"> [Corrigé le 24/09/2026 : l'article est signé Massimo Pigliucci (City University of New York) ; la ligne ne portait que le nom de l'encyclopédie.]</w:t>
       </w:r>
     </w:p>
     <w:p>
@@ -2543,7 +2587,7 @@
             <w:szCs w:val="22"/>
             <w:u w:val="single"/>
           </w:rPr>
-          <w:t xml:space="preserve">Épictète — Enchiridion (trad. George Chrystal)</w:t>
+          <w:t xml:space="preserve">Épictète — Enchiridion (trad. Elizabeth Carter)</w:t>
         </w:r>
       </w:hyperlink>
       <w:r>
@@ -2695,6 +2739,83 @@
           <w:szCs w:val="22"/>
         </w:rPr>
         <w:t xml:space="preserve">Pierre Hadot (1922-2010) a proposé une lecture des philosophies antiques — le stoïcisme en particulier — comme des systèmes d'exercices spirituels pratiques, et non de simples doctrines spéculatives. La prochaine leçon explorera comment sa grille de lecture éclaire et relie tout ce que nous avons pratiqué depuis la leçon 1 : prosechê (attention à soi), meditatio, vue d'en haut, dialogue intérieur, memento mori. Une leçon de synthèse avant le bilan final.</w:t>
+      </w:r>
+    </w:p>
+    <w:p>
+      <w:pPr>
+        <w:pStyle w:val="Heading2"/>
+        <w:spacing w:after="80" w:before="240"/>
+      </w:pPr>
+      <w:r>
+        <w:rPr>
+          <w:rFonts w:ascii="Times New Roman" w:cs="Times New Roman" w:eastAsia="Times New Roman" w:hAnsi="Times New Roman"/>
+          <w:b/>
+          <w:bCs/>
+          <w:color w:val="1B3A6B"/>
+          <w:sz w:val="30"/>
+          <w:szCs w:val="30"/>
+        </w:rPr>
+        <w:t xml:space="preserve">📝 Journal des corrections</w:t>
+      </w:r>
+    </w:p>
+    <w:p>
+      <w:pPr>
+        <w:spacing w:after="120"/>
+      </w:pPr>
+      <w:r>
+        <w:rPr>
+          <w:rFonts w:ascii="Times New Roman" w:cs="Times New Roman" w:eastAsia="Times New Roman" w:hAnsi="Times New Roman"/>
+          <w:color w:val="1155CC"/>
+          <w:sz w:val="22"/>
+          <w:szCs w:val="22"/>
+          <w:u w:val="single"/>
+        </w:rPr>
+        <w:t xml:space="preserve">Corrigée le 24/09/2026. « Internet Encyclopedia of Philosophy — Stoicism » → l'article est signé Massimo Pigliucci (City University of New York), signature portée en fin de page sous « Author Information ». Une encyclopédie publie, elle n'écrit pas ; la formulation d'origine est conservée ici, et seulement ici.</w:t>
+      </w:r>
+    </w:p>
+    <w:p>
+      <w:pPr>
+        <w:spacing w:after="120"/>
+      </w:pPr>
+      <w:r>
+        <w:rPr>
+          <w:rFonts w:ascii="Times New Roman" w:cs="Times New Roman" w:eastAsia="Times New Roman" w:hAnsi="Times New Roman"/>
+          <w:color w:val="1155CC"/>
+          <w:sz w:val="22"/>
+          <w:szCs w:val="22"/>
+          <w:u w:val="single"/>
+        </w:rPr>
+        <w:t xml:space="preserve">② « L'Enchiridion d'Épictète, § 30 (trad. George Chrystal) », deux fois → la page du MIT porte « Translated by Elizabeth Carter » ; « Chrystal » n'y figure pas.</w:t>
+      </w:r>
+    </w:p>
+    <w:p>
+      <w:pPr>
+        <w:spacing w:after="120"/>
+      </w:pPr>
+      <w:r>
+        <w:rPr>
+          <w:rFonts w:ascii="Times New Roman" w:cs="Times New Roman" w:eastAsia="Times New Roman" w:hAnsi="Times New Roman"/>
+          <w:color w:val="1155CC"/>
+          <w:sz w:val="22"/>
+          <w:szCs w:val="22"/>
+          <w:u w:val="single"/>
+        </w:rPr>
+        <w:t xml:space="preserve">③ « (Stanford Encyclopedia of Philosophy, section 4.5 — cosmopolitisme stoïcien.) » pour les cercles de Hiéroclès → la section 4.5 s'intitule « Stoic Cosmopolitanism » et ne porte pas les cercles ; l'IEP non plus (aucune occurrence de « concentric »). Les cercles sont transmis par Stobée.</w:t>
+      </w:r>
+    </w:p>
+    <w:p>
+      <w:pPr>
+        <w:spacing w:after="120"/>
+      </w:pPr>
+      <w:r>
+        <w:rPr>
+          <w:rFonts w:ascii="Times New Roman" w:cs="Times New Roman" w:eastAsia="Times New Roman" w:hAnsi="Times New Roman"/>
+          <w:color w:val="1155CC"/>
+          <w:sz w:val="22"/>
+          <w:szCs w:val="22"/>
+          <w:u w:val="single"/>
+        </w:rPr>
+        <w:t xml:space="preserve">④ Corrigé de l'exercice 1 : « D → Ni l'un ni l'autre » quand C, motivé de la même façon par une contrainte extérieure, était « kathêkon minimal ». D devient un kathêkon mal motivé, cohérent avec C.</w:t>
       </w:r>
     </w:p>
     <w:sectPr>
